--- a/docs/proposal/幼师学坊-移交文档.docx
+++ b/docs/proposal/幼师学坊-移交文档.docx
@@ -244,7 +244,7 @@
         <w:t xml:space="preserve">clife-academy</w:t>
       </w:r>
       <w:r>
-        <w:t xml:space="preserve">，github.com/Ameng2001/clife-academy（私有）。学坊代码、微信小程序、教研工坊引擎、方案与契约、原型全在里面。</w:t>
+        <w:t xml:space="preserve">，github.com/Ameng2001/clife-academy（私有）。学坊代码、微信小程序、方案与契约、工坊分享增量全在里面。教研工坊引擎本身是另一件产品，不进本仓库。</w:t>
       </w:r>
     </w:p>
     <w:p>
@@ -312,7 +312,7 @@
         <w:rPr>
           <w:rStyle w:val="VerbatimChar"/>
         </w:rPr>
-        <w:t xml:space="preserve">workshop/       教研工坊引擎（Claude Code 插件形态）：workshop-core、workshop-5step、workshop-pbl、workshop-activity 管线，studio，apps 原型，docs 设计文档。</w:t>
+        <w:t xml:space="preserve">workshop-share/ 教研工坊「分享到幼师学坊」的参考实现，只放与学坊有关的增量（设计、share_academy.py、skill、配置模板、V3 按钮 patch）。</w:t>
       </w:r>
       <w:r>
         <w:br/>
@@ -321,7 +321,7 @@
         <w:rPr>
           <w:rStyle w:val="VerbatimChar"/>
         </w:rPr>
-        <w:t xml:space="preserve">                线上版 jiaoyan.clife.cn 是另一支团队照它做；分享到学坊的参考实现在 workshop-core/scripts/share_academy.py</w:t>
+        <w:t xml:space="preserve">                线上版 jiaoyan.clife.cn 是另一支团队照它做</w:t>
       </w:r>
       <w:r>
         <w:br/>
@@ -330,7 +330,7 @@
         <w:rPr>
           <w:rStyle w:val="VerbatimChar"/>
         </w:rPr>
-        <w:t xml:space="preserve">prototype/      早期可点通 H5 原型（src/academy.body.html 是课程数据源，gen_mp_data.py 生成 miniprogram/utils/data.js）</w:t>
+        <w:t xml:space="preserve">mcp/            只读 MCP 桥，园长与教育局用自己的 LLM 客户端查看板</w:t>
       </w:r>
       <w:r>
         <w:br/>
@@ -339,7 +339,7 @@
         <w:rPr>
           <w:rStyle w:val="VerbatimChar"/>
         </w:rPr>
-        <w:t xml:space="preserve">mcp/            只读 MCP 桥，园长与教育局用自己的 LLM 客户端查看板</w:t>
+        <w:t xml:space="preserve">web/            nginx，托前端、反代 /api</w:t>
       </w:r>
       <w:r>
         <w:br/>
@@ -348,16 +348,7 @@
         <w:rPr>
           <w:rStyle w:val="VerbatimChar"/>
         </w:rPr>
-        <w:t xml:space="preserve">web/            nginx，托前端、反代 /api</w:t>
-      </w:r>
-      <w:r>
-        <w:br/>
-      </w:r>
-      <w:r>
-        <w:rPr>
-          <w:rStyle w:val="VerbatimChar"/>
-        </w:rPr>
-        <w:t xml:space="preserve">scripts/        dev.sh / local.sh 本地启停；mp-render.mjs 小程序页渲 html；import-lessons.py 课程数据导入；两个工坊联调脚本</w:t>
+        <w:t xml:space="preserve">scripts/        dev.sh / local.sh 本地启停；lessons-source.html 课程数据源，import-lessons.py 与 gen-mp-data.py 从它生成网页与小程序两份课程数据；mp-render.mjs 小程序页渲 html；两个工坊联调脚本</w:t>
       </w:r>
       <w:r>
         <w:br/>
@@ -3237,7 +3228,7 @@
               <w:rPr>
                 <w:rStyle w:val="VerbatimChar"/>
               </w:rPr>
-              <w:t xml:space="preserve">workshop/docs/</w:t>
+              <w:t xml:space="preserve">workshop-share/</w:t>
             </w:r>
           </w:p>
         </w:tc>
@@ -3251,7 +3242,7 @@
               <w:jc w:val="left"/>
             </w:pPr>
             <w:r>
-              <w:t xml:space="preserve">教研工坊的产品方案、页面方案、分享到学坊的设计</w:t>
+              <w:t xml:space="preserve">工坊分享到学坊的设计与参考实现</w:t>
             </w:r>
           </w:p>
         </w:tc>
@@ -3656,19 +3647,19 @@
         <w:pStyle w:val="Compact"/>
       </w:pPr>
       <w:r>
-        <w:t xml:space="preserve">工坊投稿令牌放在</w:t>
-      </w:r>
-      <w:r>
-        <w:t xml:space="preserve"> </w:t>
-      </w:r>
-      <w:r>
-        <w:rPr>
-          <w:rStyle w:val="VerbatimChar"/>
-        </w:rPr>
-        <w:t xml:space="preserve">workshop/.workshop/config.yaml</w:t>
-      </w:r>
-      <w:r>
-        <w:t xml:space="preserve">（已 gitignore），不能提交令牌。</w:t>
+        <w:t xml:space="preserve">工坊投稿令牌只在工坊运行机的</w:t>
+      </w:r>
+      <w:r>
+        <w:t xml:space="preserve"> </w:t>
+      </w:r>
+      <w:r>
+        <w:rPr>
+          <w:rStyle w:val="VerbatimChar"/>
+        </w:rPr>
+        <w:t xml:space="preserve">.workshop/config.yaml</w:t>
+      </w:r>
+      <w:r>
+        <w:t xml:space="preserve">，不能提交进任何仓库。</w:t>
       </w:r>
     </w:p>
     <w:bookmarkEnd w:id="31"/>

--- a/docs/proposal/幼师学坊-移交文档.docx
+++ b/docs/proposal/幼师学坊-移交文档.docx
@@ -2081,6 +2081,33 @@
                 <w:rStyle w:val="VerbatimChar"/>
               </w:rPr>
               <w:t xml:space="preserve">docs/WALLET-TODO.md</w:t>
+            </w:r>
+            <w:r>
+              <w:t xml:space="preserve">；给工坊同学的整理版</w:t>
+            </w:r>
+            <w:r>
+              <w:t xml:space="preserve"> </w:t>
+            </w:r>
+            <w:r>
+              <w:rPr>
+                <w:rStyle w:val="VerbatimChar"/>
+              </w:rPr>
+              <w:t xml:space="preserve">workshop-share/教研工坊-钱包接口增量.md</w:t>
+            </w:r>
+            <w:r>
+              <w:t xml:space="preserve"> </w:t>
+            </w:r>
+            <w:r>
+              <w:t xml:space="preserve">与</w:t>
+            </w:r>
+            <w:r>
+              <w:t xml:space="preserve"> </w:t>
+            </w:r>
+            <w:r>
+              <w:rPr>
+                <w:rStyle w:val="VerbatimChar"/>
+              </w:rPr>
+              <w:t xml:space="preserve">wallet-openapi.yaml</w:t>
             </w:r>
           </w:p>
         </w:tc>

--- a/docs/proposal/幼师学坊-移交文档.docx
+++ b/docs/proposal/幼师学坊-移交文档.docx
@@ -129,9 +129,6 @@
     <w:p>
       <w:pPr>
         <w:pStyle w:val="SourceCode"/>
-        <w:spacing w:before="0" w:after="0" w:line="240" w:lineRule="auto"/>
-        <w:ind w:firstLine="0" w:left="420"/>
-        <w:jc w:val="left"/>
       </w:pPr>
       <w:r>
         <w:rPr>
@@ -244,15 +241,12 @@
         <w:t xml:space="preserve">clife-academy</w:t>
       </w:r>
       <w:r>
-        <w:t xml:space="preserve">，github.com/Ameng2001/clife-academy（私有）。学坊代码、微信小程序、方案与契约、工坊分享增量全在里面。教研工坊引擎本身是另一件产品，不进本仓库。</w:t>
+        <w:t xml:space="preserve">，github.com/Ameng2001/clife-academy，公开仓库（基底 openGym 为 AGPL，公开发布符合其许可）。学坊代码、微信小程序、方案与契约、工坊分享增量全在里面。教研工坊引擎本身是另一件产品，不进本仓库。</w:t>
       </w:r>
     </w:p>
     <w:p>
       <w:pPr>
         <w:pStyle w:val="SourceCode"/>
-        <w:spacing w:before="0" w:after="0" w:line="240" w:lineRule="auto"/>
-        <w:ind w:firstLine="0" w:left="420"/>
-        <w:jc w:val="left"/>
       </w:pPr>
       <w:r>
         <w:rPr>
@@ -357,7 +351,7 @@
         <w:rPr>
           <w:rStyle w:val="VerbatimChar"/>
         </w:rPr>
-        <w:t xml:space="preserve">docs/           见第十节文档索引；docs/proposal/ 方案正文、对客契约、继续教育学时说明、本移交文档的 Word 与 PDF、导出脚本</w:t>
+        <w:t xml:space="preserve">docs/           见第十节文档索引；docs/proposal/ 三份对客契约、继续教育学时说明、微课样片、本移交文档的 Word 与 PDF、导出脚本</w:t>
       </w:r>
       <w:r>
         <w:br/>
@@ -410,9 +404,6 @@
     <w:p>
       <w:pPr>
         <w:pStyle w:val="SourceCode"/>
-        <w:spacing w:before="0" w:after="0" w:line="240" w:lineRule="auto"/>
-        <w:ind w:firstLine="0" w:left="420"/>
-        <w:jc w:val="left"/>
       </w:pPr>
       <w:r>
         <w:rPr>
@@ -2259,9 +2250,6 @@
     <w:p>
       <w:pPr>
         <w:pStyle w:val="SourceCode"/>
-        <w:spacing w:before="0" w:after="0" w:line="240" w:lineRule="auto"/>
-        <w:ind w:firstLine="0" w:left="420"/>
-        <w:jc w:val="left"/>
       </w:pPr>
       <w:r>
         <w:rPr>
@@ -3236,7 +3224,7 @@
               <w:jc w:val="left"/>
             </w:pPr>
             <w:r>
-              <w:t xml:space="preserve">方案正文、三份契约的对客版、继续教育学时回填说明、微课样片、本文的 Word 与 PDF</w:t>
+              <w:t xml:space="preserve">三份契约的对客版、继续教育学时回填说明、微课样片、本文的 Word 与 PDF</w:t>
             </w:r>
           </w:p>
         </w:tc>

--- a/docs/proposal/幼师学坊-移交文档.docx
+++ b/docs/proposal/幼师学坊-移交文档.docx
@@ -3224,7 +3224,19 @@
               <w:jc w:val="left"/>
             </w:pPr>
             <w:r>
-              <w:t xml:space="preserve">三份契约的对客版、继续教育学时回填说明、微课样片、本文的 Word 与 PDF</w:t>
+              <w:t xml:space="preserve">产品说明</w:t>
+            </w:r>
+            <w:r>
+              <w:t xml:space="preserve"> </w:t>
+            </w:r>
+            <w:r>
+              <w:rPr>
+                <w:rStyle w:val="VerbatimChar"/>
+              </w:rPr>
+              <w:t xml:space="preserve">幼师学坊-产品说明.md</w:t>
+            </w:r>
+            <w:r>
+              <w:t xml:space="preserve">（网页 37 页、小程序 16 页截图逐页说明，与工坊关系、积分钱包口径、九条特殊之处）、三份契约的对客版、继续教育学时回填说明、微课样片、本文的 Word 与 PDF</w:t>
             </w:r>
           </w:p>
         </w:tc>
